--- a/_46_OPS_FLOW__DEADWOOD_VALLEY.docx
+++ b/_46_OPS_FLOW__DEADWOOD_VALLEY.docx
@@ -233,199 +233,63 @@
       </w:r>
     </w:p>
     <w:p>
-      <w:pPr>
-        <w:widowControl w:val="0"/>
-        <w:rPr/>
-      </w:pPr>
-      <w:r>
-        <w:rPr>
-          <w:rtl w:val="0"/>
-        </w:rPr>
-        <w:t xml:space="preserve">*Crucial Knowledge*</w:t>
-      </w:r>
-    </w:p>
-    <w:p>
-      <w:pPr>
-        <w:widowControl w:val="0"/>
-        <w:rPr/>
-      </w:pPr>
-      <w:r>
-        <w:rPr>
-          <w:rtl w:val="0"/>
-        </w:rPr>
-      </w:r>
-    </w:p>
-    <w:p>
-      <w:pPr>
-        <w:widowControl w:val="0"/>
-        <w:rPr/>
-      </w:pPr>
-      <w:r>
-        <w:rPr>
-          <w:rtl w:val="0"/>
-        </w:rPr>
-        <w:t xml:space="preserve">- Weapon selection happens on the iPad before entering VR. Always tap CLEAR ALL first on the weapon selection page -- weapons carry over from the previous group.</w:t>
-      </w:r>
-    </w:p>
-    <w:p>
-      <w:pPr>
-        <w:widowControl w:val="0"/>
-        <w:rPr/>
-      </w:pPr>
-      <w:r>
-        <w:rPr>
-          <w:rtl w:val="0"/>
-        </w:rPr>
-      </w:r>
-    </w:p>
-    <w:p>
-      <w:pPr>
-        <w:widowControl w:val="0"/>
-        <w:rPr/>
-      </w:pPr>
-      <w:r>
-        <w:rPr>
-          <w:rtl w:val="0"/>
-        </w:rPr>
-        <w:t xml:space="preserve">- Turn iPad volume to max during weapon selection as the menu has sound effects.</w:t>
-      </w:r>
-    </w:p>
-    <w:p>
-      <w:pPr>
-        <w:widowControl w:val="0"/>
-        <w:rPr/>
-      </w:pPr>
-      <w:r>
-        <w:rPr>
-          <w:rtl w:val="0"/>
-        </w:rPr>
-      </w:r>
-    </w:p>
-    <w:p>
-      <w:pPr>
-        <w:widowControl w:val="0"/>
-        <w:rPr/>
-      </w:pPr>
-      <w:r>
-        <w:rPr>
-          <w:rtl w:val="0"/>
-        </w:rPr>
-        <w:t xml:space="preserve">- Gun props are handed out in the mirror room after all players are geared up. If the tutorial starts before props are handed out, players cannot complete the shooting tutorial. Props must be given while the mirror is visible.</w:t>
-      </w:r>
-    </w:p>
-    <w:p>
-      <w:pPr>
-        <w:widowControl w:val="0"/>
-        <w:rPr/>
-      </w:pPr>
-      <w:r>
-        <w:rPr>
-          <w:rtl w:val="0"/>
-        </w:rPr>
-      </w:r>
-    </w:p>
-    <w:p>
-      <w:pPr>
-        <w:widowControl w:val="0"/>
-        <w:rPr/>
-      </w:pPr>
-      <w:r>
-        <w:rPr>
-          <w:rtl w:val="0"/>
-        </w:rPr>
-        <w:t xml:space="preserve">- Always upsell the Gatling Gun first. There are only 4 large gun props (G1-G4) in a large room and 3 (G1-G3) in a small room. Upselling Gatling first prevents large props being taken by standard selections.</w:t>
-      </w:r>
-    </w:p>
-    <w:p>
-      <w:pPr>
-        <w:widowControl w:val="0"/>
-        <w:rPr/>
-      </w:pPr>
-      <w:r>
-        <w:rPr>
-          <w:rtl w:val="0"/>
-        </w:rPr>
-      </w:r>
-    </w:p>
-    <w:p>
-      <w:pPr>
-        <w:widowControl w:val="0"/>
-        <w:rPr/>
-      </w:pPr>
-      <w:r>
-        <w:rPr>
-          <w:rtl w:val="0"/>
-        </w:rPr>
-        <w:t xml:space="preserve">- Maximum 2 Gatling Guns per session.</w:t>
-      </w:r>
-    </w:p>
-    <w:p>
-      <w:pPr>
-        <w:widowControl w:val="0"/>
-        <w:rPr/>
-      </w:pPr>
-      <w:r>
-        <w:rPr>
-          <w:rtl w:val="0"/>
-        </w:rPr>
-      </w:r>
-    </w:p>
-    <w:p>
-      <w:pPr>
-        <w:widowControl w:val="0"/>
-        <w:rPr/>
-      </w:pPr>
-      <w:r>
-        <w:rPr>
-          <w:rtl w:val="0"/>
-        </w:rPr>
-        <w:t xml:space="preserve">- There is a corporate session checkbox: tick it for corporate sessions (contains Car Chase scene only, no selfie).</w:t>
-      </w:r>
-    </w:p>
-    <w:p>
-      <w:pPr>
-        <w:widowControl w:val="0"/>
-        <w:rPr/>
-      </w:pPr>
-      <w:r>
-        <w:rPr>
-          <w:rtl w:val="0"/>
-        </w:rPr>
-      </w:r>
-    </w:p>
-    <w:p>
-      <w:pPr>
-        <w:widowControl w:val="0"/>
-        <w:rPr/>
-      </w:pPr>
-      <w:r>
-        <w:rPr>
-          <w:rtl w:val="0"/>
-        </w:rPr>
-        <w:t xml:space="preserve">- Difficulty modes: Standard difficulty, Nightmare difficulty. Deadwood Valley HAS a Child Safe Mode: green blood and no dismemberment. It is toggled on and off in Silica during session setup. The only experiences with a Child Safe Mode are Dragonfire and Deadwood Valley. Deadwood Mansion and Deadwood Phobia do NOT have Child Safe Mode. DO NOT claim Valley lacks a Child Safe Mode.</w:t>
-      </w:r>
-    </w:p>
-    <w:p>
-      <w:pPr>
-        <w:widowControl w:val="0"/>
-        <w:rPr/>
-      </w:pPr>
-      <w:r>
-        <w:rPr>
-          <w:rtl w:val="0"/>
-        </w:rPr>
-      </w:r>
-    </w:p>
-    <w:p>
-      <w:pPr>
-        <w:widowControl w:val="0"/>
-        <w:rPr/>
-      </w:pPr>
-      <w:r>
-        <w:rPr>
-          <w:rtl w:val="0"/>
-        </w:rPr>
-        <w:t xml:space="preserve">- Deadwood Mansion, Deadwood Valley, and Deadwood Phobia form the Deadwood trilogy -- loosely connected stories set in the same universe. Guests do not need to play them in any required order, so any Deadwood experience can be recommended on its own. Do not tell guests they must play Mansion before Valley.</w:t>
+      <w:r>
+        <w:t>*Crucial Knowledge*</w:t>
+      </w:r>
+    </w:p>
+    <w:p>
+      <w:r>
+        <w:t>- Weapon selection happens on the iPad before entering VR. Always tap CLEAR ALL first on the weapon selection page -- weapons carry over from the previous group.</w:t>
+      </w:r>
+    </w:p>
+    <w:p>
+      <w:r>
+        <w:t>- Turn iPad volume to max during weapon selection as the menu has sound effects.</w:t>
+      </w:r>
+    </w:p>
+    <w:p>
+      <w:r>
+        <w:t>- Gun props are handed out in the mirror room after all players are geared up. If the tutorial starts before props are handed out, players cannot complete the shooting tutorial. Props must be given while the mirror is visible.</w:t>
+      </w:r>
+    </w:p>
+    <w:p>
+      <w:r>
+        <w:t>- Reloading is required in Deadwood Valley and players are taught to reload in the tutorial.</w:t>
+      </w:r>
+    </w:p>
+    <w:p>
+      <w:r>
+        <w:t>- Reloading is NOT a Deadwood-only mechanic. Reloading is required in Amber Sky 2088, all Deadwood experiences, Seekers of the Shard: Dragonfire (crossbow), Curse of Davy Jones, and Rebel Moon. Rebel Moon and Deadwood Phobia have some auto-reload capability, but players are still taught how to reload in the tutorial.</w:t>
+      </w:r>
+    </w:p>
+    <w:p>
+      <w:r>
+        <w:t>- DO NOT claim reloading is exclusive to the Deadwood experiences, and DO NOT claim Amber Sky 2088 has no reloading. Reloading is required in Amber Sky 2088, all Deadwood experiences, Seekers of the Shard: Dragonfire (crossbow), Curse of Davy Jones, and Rebel Moon.</w:t>
+      </w:r>
+    </w:p>
+    <w:p>
+      <w:r>
+        <w:t>- Always upsell the Gatling Gun first. There are only 4 large gun props (G1-G4) in a large room and 3 (G1-G3) in a small room. Upselling Gatling first prevents large props being taken by standard selections.</w:t>
+      </w:r>
+    </w:p>
+    <w:p>
+      <w:r>
+        <w:t>- Maximum 2 Gatling Guns per session.</w:t>
+      </w:r>
+    </w:p>
+    <w:p>
+      <w:r>
+        <w:t>- There is a corporate session checkbox: tick it for corporate sessions (contains Car Chase scene only, no selfie).</w:t>
+      </w:r>
+    </w:p>
+    <w:p>
+      <w:r>
+        <w:t>- Difficulty modes: Standard difficulty, Nightmare difficulty. Deadwood Valley HAS a Child Safe Mode: green blood and no dismemberment. It is toggled on and off in Silica during session setup. The only experiences with a Child Safe Mode are Dragonfire and Deadwood Valley. Deadwood Mansion and Deadwood Phobia do NOT have Child Safe Mode. DO NOT claim Valley lacks a Child Safe Mode.</w:t>
+      </w:r>
+    </w:p>
+    <w:p>
+      <w:r>
+        <w:t>- Deadwood Mansion, Deadwood Valley, and Deadwood Phobia form the Deadwood trilogy -- loosely connected stories set in the same universe. Guests do not need to play them in any required order, so any Deadwood experience can be recommended on its own. Do not tell guests they must play Mansion before Valley.</w:t>
       </w:r>
     </w:p>
     <w:p>

--- a/_46_OPS_FLOW__DEADWOOD_VALLEY.docx
+++ b/_46_OPS_FLOW__DEADWOOD_VALLEY.docx
@@ -104,117 +104,72 @@
     </w:p>
     <w:p>
       <w:r>
-        <w:t xml:space="preserve">*Crucial Knowledge*</w:t>
-      </w:r>
-    </w:p>
-    <w:p>
-      <w:r>
-        <w:t xml:space="preserve"/>
-      </w:r>
-    </w:p>
-    <w:p>
-      <w:r>
-        <w:t xml:space="preserve">- Weapon selection happens on the iPad before entering VR. Always tap CLEAR ALL first on the weapon selection page -- weapons carry over from the previous group.</w:t>
-      </w:r>
-    </w:p>
-    <w:p>
-      <w:r>
-        <w:t xml:space="preserve"/>
-      </w:r>
-    </w:p>
-    <w:p>
-      <w:r>
-        <w:t xml:space="preserve">- Turn iPad volume to max during weapon selection as the menu has sound effects.</w:t>
-      </w:r>
-    </w:p>
-    <w:p>
-      <w:r>
-        <w:t xml:space="preserve"/>
-      </w:r>
-    </w:p>
-    <w:p>
-      <w:r>
-        <w:t xml:space="preserve">- Gun props are handed out in the mirror room after all players are geared up. If the tutorial starts before props are handed out, players cannot complete the shooting tutorial. Props must be given while the mirror is visible.</w:t>
-      </w:r>
-    </w:p>
-    <w:p>
-      <w:r>
-        <w:t xml:space="preserve"/>
-      </w:r>
-    </w:p>
-    <w:p>
-      <w:r>
-        <w:t xml:space="preserve">- Reloading is required in Deadwood Valley and players are taught to reload in the tutorial.</w:t>
-      </w:r>
-    </w:p>
-    <w:p>
-      <w:r>
-        <w:t xml:space="preserve"/>
-      </w:r>
-    </w:p>
-    <w:p>
-      <w:r>
-        <w:t xml:space="preserve">- Reloading is NOT a Deadwood-only mechanic. Reloading is required in Amber Sky 2088, all Deadwood experiences, Seekers of the Shard: Dragonfire (crossbow), Curse of Davy Jones, and Rebel Moon. Rebel Moon and Deadwood Phobia have some auto-reload capability, but players are still taught how to reload in the tutorial.</w:t>
-      </w:r>
-    </w:p>
-    <w:p>
-      <w:r>
-        <w:t xml:space="preserve"/>
-      </w:r>
-    </w:p>
-    <w:p>
-      <w:r>
-        <w:t xml:space="preserve">- DO NOT claim reloading is exclusive to the Deadwood experiences, and DO NOT claim Amber Sky 2088 has no reloading. Reloading is required in Amber Sky 2088, all Deadwood experiences, Seekers of the Shard: Dragonfire (crossbow), Curse of Davy Jones, and Rebel Moon.</w:t>
-      </w:r>
-    </w:p>
-    <w:p>
-      <w:r>
-        <w:t xml:space="preserve"/>
-      </w:r>
-    </w:p>
-    <w:p>
-      <w:r>
-        <w:t xml:space="preserve">- Always upsell the Gatling Gun first. There are only 4 large gun props (G1-G4) in a large room and 3 (G1-G3) in a small room. Upselling Gatling first prevents large props being taken by standard selections.</w:t>
-      </w:r>
-    </w:p>
-    <w:p>
-      <w:r>
-        <w:t xml:space="preserve"/>
-      </w:r>
-    </w:p>
-    <w:p>
-      <w:r>
-        <w:t xml:space="preserve">- Maximum 2 Gatling Guns per session.</w:t>
-      </w:r>
-    </w:p>
-    <w:p>
-      <w:r>
-        <w:t xml:space="preserve"/>
-      </w:r>
-    </w:p>
-    <w:p>
-      <w:r>
-        <w:t xml:space="preserve">- There is a corporate session checkbox: tick it for corporate sessions (contains Car Chase scene only, no selfie).</w:t>
-      </w:r>
-    </w:p>
-    <w:p>
-      <w:r>
-        <w:t xml:space="preserve"/>
-      </w:r>
-    </w:p>
-    <w:p>
-      <w:r>
-        <w:t xml:space="preserve">- Difficulty modes: Standard difficulty, Nightmare difficulty. Deadwood Valley HAS a Child Safe Mode: green blood and no dismemberment. It is toggled on and off in Silica during session setup. The only experiences with a Child Safe Mode are Dragonfire and Deadwood Valley. Deadwood Mansion and Deadwood Phobia do NOT have Child Safe Mode. DO NOT claim Valley lacks a Child Safe Mode.</w:t>
-      </w:r>
-    </w:p>
-    <w:p>
-      <w:r>
-        <w:t xml:space="preserve"/>
-      </w:r>
-    </w:p>
-    <w:p>
-      <w:r>
-        <w:t xml:space="preserve">- Deadwood Mansion, Deadwood Valley, and Deadwood Phobia form the Deadwood trilogy -- loosely connected stories set in the same universe. Guests do not need to play them in any required order, so any Deadwood experience can be recommended on its own. Do not tell guests they must play Mansion before Valley.</w:t>
+        <w:t>*Crucial Knowledge*</w:t>
+      </w:r>
+    </w:p>
+    <w:p>
+      <w:r>
+        <w:t>- Weapon selection happens on the iPad before entering VR. Always tap CLEAR ALL first on the weapon selection page -- weapons carry over from the previous group.</w:t>
+      </w:r>
+    </w:p>
+    <w:p>
+      <w:r>
+        <w:t>- Turn iPad volume to max during weapon selection as the menu has sound effects.</w:t>
+      </w:r>
+    </w:p>
+    <w:p>
+      <w:r>
+        <w:t>- Gun props are handed out in the mirror room after all players are geared up. If the tutorial starts before props are handed out, players cannot complete the shooting tutorial. Props must be given while the mirror is visible.</w:t>
+      </w:r>
+    </w:p>
+    <w:p>
+      <w:r>
+        <w:t>- Reloading is required in Deadwood Valley and players are taught to reload in the tutorial.</w:t>
+      </w:r>
+    </w:p>
+    <w:p>
+      <w:r>
+        <w:t>- Reloading is NOT a Deadwood-only mechanic. Reloading is required in Amber Sky 2088, all Deadwood experiences, Seekers of the Shard: Dragonfire (crossbow), Curse of Davy Jones, and Rebel Moon. Rebel Moon and Deadwood Phobia have some auto-reload capability, but players are still taught how to reload in the tutorial.</w:t>
+      </w:r>
+    </w:p>
+    <w:p>
+      <w:r>
+        <w:t>- DO NOT claim reloading is exclusive to the Deadwood experiences, and DO NOT claim Amber Sky 2088 has no reloading. Reloading is required in Amber Sky 2088, all Deadwood experiences, Seekers of the Shard: Dragonfire (crossbow), Curse of Davy Jones, and Rebel Moon.</w:t>
+      </w:r>
+    </w:p>
+    <w:p>
+      <w:r>
+        <w:t>- Always upsell the Gatling Gun first. There are only 4 large gun props (G1-G4) in a large room and 3 (G1-G3) in a small room. Upselling Gatling first prevents large props being taken by standard selections.</w:t>
+      </w:r>
+    </w:p>
+    <w:p>
+      <w:r>
+        <w:t>- Maximum 2 Gatling Guns per session.</w:t>
+      </w:r>
+    </w:p>
+    <w:p>
+      <w:r>
+        <w:t>- There is a corporate session checkbox: tick it for corporate sessions (contains Car Chase scene only, no selfie).</w:t>
+      </w:r>
+    </w:p>
+    <w:p>
+      <w:r>
+        <w:t>- Difficulty modes: Standard difficulty, Nightmare difficulty. Deadwood Valley HAS a Child Safe Mode: green blood and no dismemberment. It is toggled on and off in Silica during session setup. Deadwood Mansion and Deadwood Phobia do NOT have Child Safe Mode. DO NOT claim Valley lacks a Child Safe Mode.</w:t>
+      </w:r>
+    </w:p>
+    <w:p>
+      <w:r>
+        <w:t>- Child-softening modes exist across several experiences -- do not treat Valley's Child Safe Mode as part of a closed list. Stranger Things: Catalyst has its own Child Mode (green enemy blood, NPC blood disabled, adjusted voice-over lines that replace profanity), activated in the Session Set-up screen. See &lt;https://sites.google.com/sandboxvr.com/theoasis/home/store-operations/guest-centric-operationally-sound/experiences/stranger-things-catalyst|Stranger Things: Catalyst Oasis SOP&gt;.</w:t>
+      </w:r>
+    </w:p>
+    <w:p>
+      <w:r>
+        <w:t>- DO NOT claim Stranger Things: Catalyst lacks a Child Mode -- it has one (green enemy blood, NPC blood disabled, profanity-free voice lines), activated in the Session Set-up screen. See the Stranger Things ops flow file for details.</w:t>
+      </w:r>
+    </w:p>
+    <w:p>
+      <w:r>
+        <w:t>- Deadwood Mansion, Deadwood Valley, and Deadwood Phobia form the Deadwood trilogy -- loosely connected stories set in the same universe. Guests do not need to play them in any required order, so any Deadwood experience can be recommended on its own. Do not tell guests they must play Mansion before Valley.</w:t>
       </w:r>
     </w:p>
     <w:p>
